--- a/DS-G8_Stage2_Group_Report.docx
+++ b/DS-G8_Stage2_Group_Report.docx
@@ -671,10 +671,320 @@
     </w:p>
     <w:p>
       <w:pPr>
+        <w:pStyle w:val="Heading3"/>
+        <w:keepNext/>
+      </w:pPr>
+      <w:r>
+        <w:t>Dataset</w:t>
+      </w:r>
+    </w:p>
+    <w:p>
+      <w:pPr>
         <w:pStyle w:val="FirstParagraph"/>
       </w:pPr>
       <w:r>
-        <w:t xml:space="preserve">To cover: dataset description (brief), preprocessing and feature engineering, application of all three models, parameter tuning.</w:t>
+        <w:t>My dataset is the Kaggle student performance and study habits file: 1,000 students and 12 columns. The target is final_exam_score (mean 83.5, SD 10.3, range 46.8 to 100). A total of 78 students (7.8%) score exactly 100, so the target has a ceiling. Scenario A follows the group protocol and uses six behavioural predictors: study_time_hours, attendance_percent, sleep_hours, internet_access, extracurricular_activities and part_time_job. Scenario B adds previous_grade, which mirrors the with-and-without prior grade contrast in Ngoc An's dataset.</w:t>
+      </w:r>
+    </w:p>
+    <w:p>
+      <w:pPr>
+        <w:pStyle w:val="Heading3"/>
+        <w:keepNext/>
+      </w:pPr>
+      <w:r>
+        <w:t>Preprocessing and feature engineering</w:t>
+      </w:r>
+    </w:p>
+    <w:p>
+      <w:pPr>
+        <w:pStyle w:val="FirstParagraph"/>
+      </w:pPr>
+      <w:r>
+        <w:t>The file has no missing values, duplicate rows or impossible values, so I removed no rows. Pandas reads the category None in parental_education as missing (102 rows), so I load the file with keep_default_na=False. I dropped student_id, and I dropped final_grade because it is a letter band computed from the score (A is 90 to 100, B is 80 to 89.9), which would leak the target. Binary columns are one-hot encoded and numeric columns are scaled for Linear Regression only. Both steps sit inside a scikit-learn Pipeline, so each cross-validation fold fits them on its own training part.</w:t>
+      </w:r>
+    </w:p>
+    <w:p>
+      <w:pPr>
+        <w:pStyle w:val="BodyText"/>
+      </w:pPr>
+      <w:r>
+        <w:t>I tested two engineered features: effective_study (study hours x attendance / 100) and sleep_gap (the distance of sleep hours from 7). I set the rule before looking at test scores: keep the new features only if cross-validated R² rises by more than one fold SD. The gains were -0.003 for Linear Regression, 0.018 for Decision Tree and 0.006 for Random Forest, against SDs of 0.034, 0.080 and 0.025, so I kept the raw features.</w:t>
+      </w:r>
+    </w:p>
+    <w:p>
+      <w:pPr>
+        <w:pStyle w:val="Heading3"/>
+        <w:keepNext/>
+      </w:pPr>
+      <w:r>
+        <w:t>Models and parameter tuning</w:t>
+      </w:r>
+    </w:p>
+    <w:p>
+      <w:pPr>
+        <w:pStyle w:val="FirstParagraph"/>
+      </w:pPr>
+      <w:r>
+        <w:t>I split the data 80/20 with random_state=42, giving 800 training and 200 test students. Each model was tuned on the training set with 5-fold shuffled cross-validation scored by R², then refitted on all 800 rows. Linear Regression (ordinary least squares) has no hyperparameters. Decision Tree searched max_depth [3, 5, 7, 10, None] and min_samples_leaf [1, 5, 10]. Random Forest searched n_estimators [100, 300], max_depth [5, 10, None] and max_features ["sqrt", 0.5]. Table T1 shows the selected values.</w:t>
+      </w:r>
+    </w:p>
+    <w:p>
+      <w:pPr>
+        <w:pStyle w:val="TableCaption"/>
+      </w:pPr>
+      <w:r>
+        <w:rPr>
+          <w:i/>
+          <w:sz w:val="19"/>
+        </w:rPr>
+        <w:t>Table T1. Selected hyperparameters (5-fold cross-validation on the training set).</w:t>
+      </w:r>
+    </w:p>
+    <w:tbl>
+      <w:tblPr>
+        <w:tblW w:type="auto" w:w="0"/>
+        <w:jc w:val="center"/>
+        <w:tblLayout w:type="fixed"/>
+        <w:tblLook w:firstColumn="1" w:firstRow="1" w:lastColumn="0" w:lastRow="0" w:noHBand="0" w:noVBand="1" w:val="04A0"/>
+        <w:tblBorders>
+          <w:top w:val="single" w:sz="4" w:color="808080"/>
+          <w:left w:val="single" w:sz="4" w:color="808080"/>
+          <w:bottom w:val="single" w:sz="4" w:color="808080"/>
+          <w:right w:val="single" w:sz="4" w:color="808080"/>
+          <w:insideH w:val="single" w:sz="4" w:color="808080"/>
+          <w:insideV w:val="single" w:sz="4" w:color="808080"/>
+        </w:tblBorders>
+      </w:tblPr>
+      <w:tblGrid>
+        <w:gridCol w:w="3009"/>
+        <w:gridCol w:w="3009"/>
+        <w:gridCol w:w="3009"/>
+      </w:tblGrid>
+      <w:tr>
+        <w:tc>
+          <w:tcPr>
+            <w:tcW w:type="dxa" w:w="1814"/>
+            <w:shd w:val="clear" w:color="auto" w:fill="F0EFEC"/>
+          </w:tcPr>
+          <w:p>
+            <w:pPr>
+              <w:pStyle w:val="Compact"/>
+              <w:spacing w:line="240" w:lineRule="auto" w:after="20" w:before="20"/>
+            </w:pPr>
+            <w:r>
+              <w:rPr>
+                <w:b/>
+                <w:sz w:val="19"/>
+              </w:rPr>
+              <w:t>Model</w:t>
+            </w:r>
+          </w:p>
+        </w:tc>
+        <w:tc>
+          <w:tcPr>
+            <w:tcW w:type="dxa" w:w="3458"/>
+            <w:shd w:val="clear" w:color="auto" w:fill="F0EFEC"/>
+          </w:tcPr>
+          <w:p>
+            <w:pPr>
+              <w:pStyle w:val="Compact"/>
+              <w:spacing w:line="240" w:lineRule="auto" w:after="20" w:before="20"/>
+            </w:pPr>
+            <w:r>
+              <w:rPr>
+                <w:b/>
+                <w:sz w:val="19"/>
+              </w:rPr>
+              <w:t>Scenario A: behaviour only</w:t>
+            </w:r>
+          </w:p>
+        </w:tc>
+        <w:tc>
+          <w:tcPr>
+            <w:tcW w:type="dxa" w:w="3742"/>
+            <w:shd w:val="clear" w:color="auto" w:fill="F0EFEC"/>
+          </w:tcPr>
+          <w:p>
+            <w:pPr>
+              <w:pStyle w:val="Compact"/>
+              <w:spacing w:line="240" w:lineRule="auto" w:after="20" w:before="20"/>
+            </w:pPr>
+            <w:r>
+              <w:rPr>
+                <w:b/>
+                <w:sz w:val="19"/>
+              </w:rPr>
+              <w:t>Scenario B: with previous_grade</w:t>
+            </w:r>
+          </w:p>
+        </w:tc>
+      </w:tr>
+      <w:tr>
+        <w:tc>
+          <w:tcPr>
+            <w:tcW w:type="dxa" w:w="1814"/>
+          </w:tcPr>
+          <w:p>
+            <w:pPr>
+              <w:pStyle w:val="Compact"/>
+              <w:spacing w:line="240" w:lineRule="auto" w:after="20" w:before="20"/>
+            </w:pPr>
+            <w:r>
+              <w:rPr>
+                <w:sz w:val="19"/>
+              </w:rPr>
+              <w:t>Linear Regression</w:t>
+            </w:r>
+          </w:p>
+        </w:tc>
+        <w:tc>
+          <w:tcPr>
+            <w:tcW w:type="dxa" w:w="3458"/>
+          </w:tcPr>
+          <w:p>
+            <w:pPr>
+              <w:pStyle w:val="Compact"/>
+              <w:spacing w:line="240" w:lineRule="auto" w:after="20" w:before="20"/>
+            </w:pPr>
+            <w:r>
+              <w:rPr>
+                <w:sz w:val="19"/>
+              </w:rPr>
+              <w:t>no hyperparameters</w:t>
+            </w:r>
+          </w:p>
+        </w:tc>
+        <w:tc>
+          <w:tcPr>
+            <w:tcW w:type="dxa" w:w="3742"/>
+          </w:tcPr>
+          <w:p>
+            <w:pPr>
+              <w:pStyle w:val="Compact"/>
+              <w:spacing w:line="240" w:lineRule="auto" w:after="20" w:before="20"/>
+            </w:pPr>
+            <w:r>
+              <w:rPr>
+                <w:sz w:val="19"/>
+              </w:rPr>
+              <w:t>no hyperparameters</w:t>
+            </w:r>
+          </w:p>
+        </w:tc>
+      </w:tr>
+      <w:tr>
+        <w:tc>
+          <w:tcPr>
+            <w:tcW w:type="dxa" w:w="1814"/>
+          </w:tcPr>
+          <w:p>
+            <w:pPr>
+              <w:pStyle w:val="Compact"/>
+              <w:spacing w:line="240" w:lineRule="auto" w:after="20" w:before="20"/>
+            </w:pPr>
+            <w:r>
+              <w:rPr>
+                <w:sz w:val="19"/>
+              </w:rPr>
+              <w:t>Decision Tree</w:t>
+            </w:r>
+          </w:p>
+        </w:tc>
+        <w:tc>
+          <w:tcPr>
+            <w:tcW w:type="dxa" w:w="3458"/>
+          </w:tcPr>
+          <w:p>
+            <w:pPr>
+              <w:pStyle w:val="Compact"/>
+              <w:spacing w:line="240" w:lineRule="auto" w:after="20" w:before="20"/>
+            </w:pPr>
+            <w:r>
+              <w:rPr>
+                <w:sz w:val="19"/>
+              </w:rPr>
+              <w:t>max_depth 5, min_samples_leaf 10</w:t>
+            </w:r>
+          </w:p>
+        </w:tc>
+        <w:tc>
+          <w:tcPr>
+            <w:tcW w:type="dxa" w:w="3742"/>
+          </w:tcPr>
+          <w:p>
+            <w:pPr>
+              <w:pStyle w:val="Compact"/>
+              <w:spacing w:line="240" w:lineRule="auto" w:after="20" w:before="20"/>
+            </w:pPr>
+            <w:r>
+              <w:rPr>
+                <w:sz w:val="19"/>
+              </w:rPr>
+              <w:t>max_depth None, min_samples_leaf 10</w:t>
+            </w:r>
+          </w:p>
+        </w:tc>
+      </w:tr>
+      <w:tr>
+        <w:tc>
+          <w:tcPr>
+            <w:tcW w:type="dxa" w:w="1814"/>
+          </w:tcPr>
+          <w:p>
+            <w:pPr>
+              <w:pStyle w:val="Compact"/>
+              <w:spacing w:line="240" w:lineRule="auto" w:after="20" w:before="20"/>
+            </w:pPr>
+            <w:r>
+              <w:rPr>
+                <w:sz w:val="19"/>
+              </w:rPr>
+              <w:t>Random Forest</w:t>
+            </w:r>
+          </w:p>
+        </w:tc>
+        <w:tc>
+          <w:tcPr>
+            <w:tcW w:type="dxa" w:w="3458"/>
+          </w:tcPr>
+          <w:p>
+            <w:pPr>
+              <w:pStyle w:val="Compact"/>
+              <w:spacing w:line="240" w:lineRule="auto" w:after="20" w:before="20"/>
+            </w:pPr>
+            <w:r>
+              <w:rPr>
+                <w:sz w:val="19"/>
+              </w:rPr>
+              <w:t>300 trees, max_depth 10, max_features sqrt</w:t>
+            </w:r>
+          </w:p>
+        </w:tc>
+        <w:tc>
+          <w:tcPr>
+            <w:tcW w:type="dxa" w:w="3742"/>
+          </w:tcPr>
+          <w:p>
+            <w:pPr>
+              <w:pStyle w:val="Compact"/>
+              <w:spacing w:line="240" w:lineRule="auto" w:after="20" w:before="20"/>
+            </w:pPr>
+            <w:r>
+              <w:rPr>
+                <w:sz w:val="19"/>
+              </w:rPr>
+              <w:t>300 trees, max_depth None, max_features 0.5</w:t>
+            </w:r>
+          </w:p>
+        </w:tc>
+      </w:tr>
+    </w:tbl>
+    <w:p>
+      <w:pPr>
+        <w:pStyle w:val="BodyText"/>
+      </w:pPr>
+      <w:r>
+        <w:t>The Decision Tree picked the largest leaf size in the grid (10) in both scenarios, which suggests that stronger regularisation could help. The group protocol fixes the grid, so I did not extend it.</w:t>
       </w:r>
     </w:p>
     <w:bookmarkEnd w:id="28"/>
@@ -735,10 +1045,1102 @@
     </w:p>
     <w:p>
       <w:pPr>
+        <w:pStyle w:val="Heading3"/>
+        <w:keepNext/>
+      </w:pPr>
+      <w:r>
+        <w:t>Results</w:t>
+      </w:r>
+    </w:p>
+    <w:p>
+      <w:pPr>
         <w:pStyle w:val="FirstParagraph"/>
       </w:pPr>
       <w:r>
-        <w:t xml:space="preserve">To cover: results for all three models (tables or figures), performance comparison, best model for the dataset with a brief justification.</w:t>
+        <w:t>Table T2 gives the cross-validated and test results for all three models, and Figure T1 plots the R² values. MAE and RMSE are in exam points (0 to 100). NRMSE is RMSE divided by the target SD (10.34).</w:t>
+      </w:r>
+    </w:p>
+    <w:p>
+      <w:pPr>
+        <w:pStyle w:val="TableCaption"/>
+      </w:pPr>
+      <w:r>
+        <w:rPr>
+          <w:i/>
+          <w:sz w:val="19"/>
+        </w:rPr>
+        <w:t>Table T2. Cross-validated (training set) and test results of the three models.</w:t>
+      </w:r>
+    </w:p>
+    <w:tbl>
+      <w:tblPr>
+        <w:tblW w:type="auto" w:w="0"/>
+        <w:jc w:val="center"/>
+        <w:tblLayout w:type="fixed"/>
+        <w:tblLook w:firstColumn="1" w:firstRow="1" w:lastColumn="0" w:lastRow="0" w:noHBand="0" w:noVBand="1" w:val="04A0"/>
+        <w:tblBorders>
+          <w:top w:val="single" w:sz="4" w:color="808080"/>
+          <w:left w:val="single" w:sz="4" w:color="808080"/>
+          <w:bottom w:val="single" w:sz="4" w:color="808080"/>
+          <w:right w:val="single" w:sz="4" w:color="808080"/>
+          <w:insideH w:val="single" w:sz="4" w:color="808080"/>
+          <w:insideV w:val="single" w:sz="4" w:color="808080"/>
+        </w:tblBorders>
+      </w:tblPr>
+      <w:tblGrid>
+        <w:gridCol w:w="1289"/>
+        <w:gridCol w:w="1289"/>
+        <w:gridCol w:w="1289"/>
+        <w:gridCol w:w="1289"/>
+        <w:gridCol w:w="1289"/>
+        <w:gridCol w:w="1289"/>
+        <w:gridCol w:w="1289"/>
+      </w:tblGrid>
+      <w:tr>
+        <w:tc>
+          <w:tcPr>
+            <w:tcW w:type="dxa" w:w="1020"/>
+            <w:shd w:val="clear" w:color="auto" w:fill="F0EFEC"/>
+          </w:tcPr>
+          <w:p>
+            <w:pPr>
+              <w:pStyle w:val="Compact"/>
+              <w:spacing w:line="240" w:lineRule="auto" w:after="20" w:before="20"/>
+            </w:pPr>
+            <w:r>
+              <w:rPr>
+                <w:b/>
+                <w:sz w:val="19"/>
+              </w:rPr>
+              <w:t>Scenario</w:t>
+            </w:r>
+          </w:p>
+        </w:tc>
+        <w:tc>
+          <w:tcPr>
+            <w:tcW w:type="dxa" w:w="1928"/>
+            <w:shd w:val="clear" w:color="auto" w:fill="F0EFEC"/>
+          </w:tcPr>
+          <w:p>
+            <w:pPr>
+              <w:pStyle w:val="Compact"/>
+              <w:spacing w:line="240" w:lineRule="auto" w:after="20" w:before="20"/>
+            </w:pPr>
+            <w:r>
+              <w:rPr>
+                <w:b/>
+                <w:sz w:val="19"/>
+              </w:rPr>
+              <w:t>Model</w:t>
+            </w:r>
+          </w:p>
+        </w:tc>
+        <w:tc>
+          <w:tcPr>
+            <w:tcW w:type="dxa" w:w="1928"/>
+            <w:shd w:val="clear" w:color="auto" w:fill="F0EFEC"/>
+          </w:tcPr>
+          <w:p>
+            <w:pPr>
+              <w:pStyle w:val="Compact"/>
+              <w:spacing w:line="240" w:lineRule="auto" w:after="20" w:before="20"/>
+              <w:jc w:val="right"/>
+            </w:pPr>
+            <w:r>
+              <w:rPr>
+                <w:b/>
+                <w:sz w:val="19"/>
+              </w:rPr>
+              <w:t>CV R² (mean ± SD)</w:t>
+            </w:r>
+          </w:p>
+        </w:tc>
+        <w:tc>
+          <w:tcPr>
+            <w:tcW w:type="dxa" w:w="1020"/>
+            <w:shd w:val="clear" w:color="auto" w:fill="F0EFEC"/>
+          </w:tcPr>
+          <w:p>
+            <w:pPr>
+              <w:pStyle w:val="Compact"/>
+              <w:spacing w:line="240" w:lineRule="auto" w:after="20" w:before="20"/>
+              <w:jc w:val="right"/>
+            </w:pPr>
+            <w:r>
+              <w:rPr>
+                <w:b/>
+                <w:sz w:val="19"/>
+              </w:rPr>
+              <w:t>Test R²</w:t>
+            </w:r>
+          </w:p>
+        </w:tc>
+        <w:tc>
+          <w:tcPr>
+            <w:tcW w:type="dxa" w:w="1020"/>
+            <w:shd w:val="clear" w:color="auto" w:fill="F0EFEC"/>
+          </w:tcPr>
+          <w:p>
+            <w:pPr>
+              <w:pStyle w:val="Compact"/>
+              <w:spacing w:line="240" w:lineRule="auto" w:after="20" w:before="20"/>
+              <w:jc w:val="right"/>
+            </w:pPr>
+            <w:r>
+              <w:rPr>
+                <w:b/>
+                <w:sz w:val="19"/>
+              </w:rPr>
+              <w:t>Test MAE</w:t>
+            </w:r>
+          </w:p>
+        </w:tc>
+        <w:tc>
+          <w:tcPr>
+            <w:tcW w:type="dxa" w:w="1077"/>
+            <w:shd w:val="clear" w:color="auto" w:fill="F0EFEC"/>
+          </w:tcPr>
+          <w:p>
+            <w:pPr>
+              <w:pStyle w:val="Compact"/>
+              <w:spacing w:line="240" w:lineRule="auto" w:after="20" w:before="20"/>
+              <w:jc w:val="right"/>
+            </w:pPr>
+            <w:r>
+              <w:rPr>
+                <w:b/>
+                <w:sz w:val="19"/>
+              </w:rPr>
+              <w:t>Test RMSE</w:t>
+            </w:r>
+          </w:p>
+        </w:tc>
+        <w:tc>
+          <w:tcPr>
+            <w:tcW w:type="dxa" w:w="1134"/>
+            <w:shd w:val="clear" w:color="auto" w:fill="F0EFEC"/>
+          </w:tcPr>
+          <w:p>
+            <w:pPr>
+              <w:pStyle w:val="Compact"/>
+              <w:spacing w:line="240" w:lineRule="auto" w:after="20" w:before="20"/>
+              <w:jc w:val="right"/>
+            </w:pPr>
+            <w:r>
+              <w:rPr>
+                <w:b/>
+                <w:sz w:val="19"/>
+              </w:rPr>
+              <w:t>Test NRMSE</w:t>
+            </w:r>
+          </w:p>
+        </w:tc>
+      </w:tr>
+      <w:tr>
+        <w:tc>
+          <w:tcPr>
+            <w:tcW w:type="dxa" w:w="1020"/>
+          </w:tcPr>
+          <w:p>
+            <w:pPr>
+              <w:pStyle w:val="Compact"/>
+              <w:spacing w:line="240" w:lineRule="auto" w:after="20" w:before="20"/>
+            </w:pPr>
+            <w:r>
+              <w:rPr>
+                <w:sz w:val="19"/>
+              </w:rPr>
+              <w:t>A</w:t>
+            </w:r>
+          </w:p>
+        </w:tc>
+        <w:tc>
+          <w:tcPr>
+            <w:tcW w:type="dxa" w:w="1928"/>
+          </w:tcPr>
+          <w:p>
+            <w:pPr>
+              <w:pStyle w:val="Compact"/>
+              <w:spacing w:line="240" w:lineRule="auto" w:after="20" w:before="20"/>
+            </w:pPr>
+            <w:r>
+              <w:rPr>
+                <w:sz w:val="19"/>
+              </w:rPr>
+              <w:t>Linear Regression</w:t>
+            </w:r>
+          </w:p>
+        </w:tc>
+        <w:tc>
+          <w:tcPr>
+            <w:tcW w:type="dxa" w:w="1928"/>
+          </w:tcPr>
+          <w:p>
+            <w:pPr>
+              <w:pStyle w:val="Compact"/>
+              <w:spacing w:line="240" w:lineRule="auto" w:after="20" w:before="20"/>
+              <w:jc w:val="right"/>
+            </w:pPr>
+            <w:r>
+              <w:rPr>
+                <w:sz w:val="19"/>
+              </w:rPr>
+              <w:t>0.480 ± 0.032</w:t>
+            </w:r>
+          </w:p>
+        </w:tc>
+        <w:tc>
+          <w:tcPr>
+            <w:tcW w:type="dxa" w:w="1020"/>
+          </w:tcPr>
+          <w:p>
+            <w:pPr>
+              <w:pStyle w:val="Compact"/>
+              <w:spacing w:line="240" w:lineRule="auto" w:after="20" w:before="20"/>
+              <w:jc w:val="right"/>
+            </w:pPr>
+            <w:r>
+              <w:rPr>
+                <w:sz w:val="19"/>
+              </w:rPr>
+              <w:t>0.386</w:t>
+            </w:r>
+          </w:p>
+        </w:tc>
+        <w:tc>
+          <w:tcPr>
+            <w:tcW w:type="dxa" w:w="1020"/>
+          </w:tcPr>
+          <w:p>
+            <w:pPr>
+              <w:pStyle w:val="Compact"/>
+              <w:spacing w:line="240" w:lineRule="auto" w:after="20" w:before="20"/>
+              <w:jc w:val="right"/>
+            </w:pPr>
+            <w:r>
+              <w:rPr>
+                <w:sz w:val="19"/>
+              </w:rPr>
+              <w:t>6.58</w:t>
+            </w:r>
+          </w:p>
+        </w:tc>
+        <w:tc>
+          <w:tcPr>
+            <w:tcW w:type="dxa" w:w="1077"/>
+          </w:tcPr>
+          <w:p>
+            <w:pPr>
+              <w:pStyle w:val="Compact"/>
+              <w:spacing w:line="240" w:lineRule="auto" w:after="20" w:before="20"/>
+              <w:jc w:val="right"/>
+            </w:pPr>
+            <w:r>
+              <w:rPr>
+                <w:sz w:val="19"/>
+              </w:rPr>
+              <w:t>8.13</w:t>
+            </w:r>
+          </w:p>
+        </w:tc>
+        <w:tc>
+          <w:tcPr>
+            <w:tcW w:type="dxa" w:w="1134"/>
+          </w:tcPr>
+          <w:p>
+            <w:pPr>
+              <w:pStyle w:val="Compact"/>
+              <w:spacing w:line="240" w:lineRule="auto" w:after="20" w:before="20"/>
+              <w:jc w:val="right"/>
+            </w:pPr>
+            <w:r>
+              <w:rPr>
+                <w:sz w:val="19"/>
+              </w:rPr>
+              <w:t>0.786</w:t>
+            </w:r>
+          </w:p>
+        </w:tc>
+      </w:tr>
+      <w:tr>
+        <w:tc>
+          <w:tcPr>
+            <w:tcW w:type="dxa" w:w="1020"/>
+          </w:tcPr>
+          <w:p>
+            <w:pPr>
+              <w:pStyle w:val="Compact"/>
+              <w:spacing w:line="240" w:lineRule="auto" w:after="20" w:before="20"/>
+            </w:pPr>
+            <w:r>
+              <w:rPr>
+                <w:sz w:val="19"/>
+              </w:rPr>
+              <w:t>A</w:t>
+            </w:r>
+          </w:p>
+        </w:tc>
+        <w:tc>
+          <w:tcPr>
+            <w:tcW w:type="dxa" w:w="1928"/>
+          </w:tcPr>
+          <w:p>
+            <w:pPr>
+              <w:pStyle w:val="Compact"/>
+              <w:spacing w:line="240" w:lineRule="auto" w:after="20" w:before="20"/>
+            </w:pPr>
+            <w:r>
+              <w:rPr>
+                <w:sz w:val="19"/>
+              </w:rPr>
+              <w:t>Decision Tree</w:t>
+            </w:r>
+          </w:p>
+        </w:tc>
+        <w:tc>
+          <w:tcPr>
+            <w:tcW w:type="dxa" w:w="1928"/>
+          </w:tcPr>
+          <w:p>
+            <w:pPr>
+              <w:pStyle w:val="Compact"/>
+              <w:spacing w:line="240" w:lineRule="auto" w:after="20" w:before="20"/>
+              <w:jc w:val="right"/>
+            </w:pPr>
+            <w:r>
+              <w:rPr>
+                <w:sz w:val="19"/>
+              </w:rPr>
+              <w:t>0.328 ± 0.080</w:t>
+            </w:r>
+          </w:p>
+        </w:tc>
+        <w:tc>
+          <w:tcPr>
+            <w:tcW w:type="dxa" w:w="1020"/>
+          </w:tcPr>
+          <w:p>
+            <w:pPr>
+              <w:pStyle w:val="Compact"/>
+              <w:spacing w:line="240" w:lineRule="auto" w:after="20" w:before="20"/>
+              <w:jc w:val="right"/>
+            </w:pPr>
+            <w:r>
+              <w:rPr>
+                <w:sz w:val="19"/>
+              </w:rPr>
+              <w:t>0.269</w:t>
+            </w:r>
+          </w:p>
+        </w:tc>
+        <w:tc>
+          <w:tcPr>
+            <w:tcW w:type="dxa" w:w="1020"/>
+          </w:tcPr>
+          <w:p>
+            <w:pPr>
+              <w:pStyle w:val="Compact"/>
+              <w:spacing w:line="240" w:lineRule="auto" w:after="20" w:before="20"/>
+              <w:jc w:val="right"/>
+            </w:pPr>
+            <w:r>
+              <w:rPr>
+                <w:sz w:val="19"/>
+              </w:rPr>
+              <w:t>7.23</w:t>
+            </w:r>
+          </w:p>
+        </w:tc>
+        <w:tc>
+          <w:tcPr>
+            <w:tcW w:type="dxa" w:w="1077"/>
+          </w:tcPr>
+          <w:p>
+            <w:pPr>
+              <w:pStyle w:val="Compact"/>
+              <w:spacing w:line="240" w:lineRule="auto" w:after="20" w:before="20"/>
+              <w:jc w:val="right"/>
+            </w:pPr>
+            <w:r>
+              <w:rPr>
+                <w:sz w:val="19"/>
+              </w:rPr>
+              <w:t>8.87</w:t>
+            </w:r>
+          </w:p>
+        </w:tc>
+        <w:tc>
+          <w:tcPr>
+            <w:tcW w:type="dxa" w:w="1134"/>
+          </w:tcPr>
+          <w:p>
+            <w:pPr>
+              <w:pStyle w:val="Compact"/>
+              <w:spacing w:line="240" w:lineRule="auto" w:after="20" w:before="20"/>
+              <w:jc w:val="right"/>
+            </w:pPr>
+            <w:r>
+              <w:rPr>
+                <w:sz w:val="19"/>
+              </w:rPr>
+              <w:t>0.858</w:t>
+            </w:r>
+          </w:p>
+        </w:tc>
+      </w:tr>
+      <w:tr>
+        <w:tc>
+          <w:tcPr>
+            <w:tcW w:type="dxa" w:w="1020"/>
+          </w:tcPr>
+          <w:p>
+            <w:pPr>
+              <w:pStyle w:val="Compact"/>
+              <w:spacing w:line="240" w:lineRule="auto" w:after="20" w:before="20"/>
+            </w:pPr>
+            <w:r>
+              <w:rPr>
+                <w:sz w:val="19"/>
+              </w:rPr>
+              <w:t>A</w:t>
+            </w:r>
+          </w:p>
+        </w:tc>
+        <w:tc>
+          <w:tcPr>
+            <w:tcW w:type="dxa" w:w="1928"/>
+          </w:tcPr>
+          <w:p>
+            <w:pPr>
+              <w:pStyle w:val="Compact"/>
+              <w:spacing w:line="240" w:lineRule="auto" w:after="20" w:before="20"/>
+            </w:pPr>
+            <w:r>
+              <w:rPr>
+                <w:sz w:val="19"/>
+              </w:rPr>
+              <w:t>Random Forest</w:t>
+            </w:r>
+          </w:p>
+        </w:tc>
+        <w:tc>
+          <w:tcPr>
+            <w:tcW w:type="dxa" w:w="1928"/>
+          </w:tcPr>
+          <w:p>
+            <w:pPr>
+              <w:pStyle w:val="Compact"/>
+              <w:spacing w:line="240" w:lineRule="auto" w:after="20" w:before="20"/>
+              <w:jc w:val="right"/>
+            </w:pPr>
+            <w:r>
+              <w:rPr>
+                <w:sz w:val="19"/>
+              </w:rPr>
+              <w:t>0.443 ± 0.025</w:t>
+            </w:r>
+          </w:p>
+        </w:tc>
+        <w:tc>
+          <w:tcPr>
+            <w:tcW w:type="dxa" w:w="1020"/>
+          </w:tcPr>
+          <w:p>
+            <w:pPr>
+              <w:pStyle w:val="Compact"/>
+              <w:spacing w:line="240" w:lineRule="auto" w:after="20" w:before="20"/>
+              <w:jc w:val="right"/>
+            </w:pPr>
+            <w:r>
+              <w:rPr>
+                <w:sz w:val="19"/>
+              </w:rPr>
+              <w:t>0.338</w:t>
+            </w:r>
+          </w:p>
+        </w:tc>
+        <w:tc>
+          <w:tcPr>
+            <w:tcW w:type="dxa" w:w="1020"/>
+          </w:tcPr>
+          <w:p>
+            <w:pPr>
+              <w:pStyle w:val="Compact"/>
+              <w:spacing w:line="240" w:lineRule="auto" w:after="20" w:before="20"/>
+              <w:jc w:val="right"/>
+            </w:pPr>
+            <w:r>
+              <w:rPr>
+                <w:sz w:val="19"/>
+              </w:rPr>
+              <w:t>6.80</w:t>
+            </w:r>
+          </w:p>
+        </w:tc>
+        <w:tc>
+          <w:tcPr>
+            <w:tcW w:type="dxa" w:w="1077"/>
+          </w:tcPr>
+          <w:p>
+            <w:pPr>
+              <w:pStyle w:val="Compact"/>
+              <w:spacing w:line="240" w:lineRule="auto" w:after="20" w:before="20"/>
+              <w:jc w:val="right"/>
+            </w:pPr>
+            <w:r>
+              <w:rPr>
+                <w:sz w:val="19"/>
+              </w:rPr>
+              <w:t>8.44</w:t>
+            </w:r>
+          </w:p>
+        </w:tc>
+        <w:tc>
+          <w:tcPr>
+            <w:tcW w:type="dxa" w:w="1134"/>
+          </w:tcPr>
+          <w:p>
+            <w:pPr>
+              <w:pStyle w:val="Compact"/>
+              <w:spacing w:line="240" w:lineRule="auto" w:after="20" w:before="20"/>
+              <w:jc w:val="right"/>
+            </w:pPr>
+            <w:r>
+              <w:rPr>
+                <w:sz w:val="19"/>
+              </w:rPr>
+              <w:t>0.816</w:t>
+            </w:r>
+          </w:p>
+        </w:tc>
+      </w:tr>
+      <w:tr>
+        <w:tc>
+          <w:tcPr>
+            <w:tcW w:type="dxa" w:w="1020"/>
+          </w:tcPr>
+          <w:p>
+            <w:pPr>
+              <w:pStyle w:val="Compact"/>
+              <w:spacing w:line="240" w:lineRule="auto" w:after="20" w:before="20"/>
+            </w:pPr>
+            <w:r>
+              <w:rPr>
+                <w:sz w:val="19"/>
+              </w:rPr>
+              <w:t>B</w:t>
+            </w:r>
+          </w:p>
+        </w:tc>
+        <w:tc>
+          <w:tcPr>
+            <w:tcW w:type="dxa" w:w="1928"/>
+          </w:tcPr>
+          <w:p>
+            <w:pPr>
+              <w:pStyle w:val="Compact"/>
+              <w:spacing w:line="240" w:lineRule="auto" w:after="20" w:before="20"/>
+            </w:pPr>
+            <w:r>
+              <w:rPr>
+                <w:sz w:val="19"/>
+              </w:rPr>
+              <w:t>Linear Regression</w:t>
+            </w:r>
+          </w:p>
+        </w:tc>
+        <w:tc>
+          <w:tcPr>
+            <w:tcW w:type="dxa" w:w="1928"/>
+          </w:tcPr>
+          <w:p>
+            <w:pPr>
+              <w:pStyle w:val="Compact"/>
+              <w:spacing w:line="240" w:lineRule="auto" w:after="20" w:before="20"/>
+              <w:jc w:val="right"/>
+            </w:pPr>
+            <w:r>
+              <w:rPr>
+                <w:sz w:val="19"/>
+              </w:rPr>
+              <w:t>0.659 ± 0.047</w:t>
+            </w:r>
+          </w:p>
+        </w:tc>
+        <w:tc>
+          <w:tcPr>
+            <w:tcW w:type="dxa" w:w="1020"/>
+          </w:tcPr>
+          <w:p>
+            <w:pPr>
+              <w:pStyle w:val="Compact"/>
+              <w:spacing w:line="240" w:lineRule="auto" w:after="20" w:before="20"/>
+              <w:jc w:val="right"/>
+            </w:pPr>
+            <w:r>
+              <w:rPr>
+                <w:sz w:val="19"/>
+              </w:rPr>
+              <w:t>0.619</w:t>
+            </w:r>
+          </w:p>
+        </w:tc>
+        <w:tc>
+          <w:tcPr>
+            <w:tcW w:type="dxa" w:w="1020"/>
+          </w:tcPr>
+          <w:p>
+            <w:pPr>
+              <w:pStyle w:val="Compact"/>
+              <w:spacing w:line="240" w:lineRule="auto" w:after="20" w:before="20"/>
+              <w:jc w:val="right"/>
+            </w:pPr>
+            <w:r>
+              <w:rPr>
+                <w:sz w:val="19"/>
+              </w:rPr>
+              <w:t>4.97</w:t>
+            </w:r>
+          </w:p>
+        </w:tc>
+        <w:tc>
+          <w:tcPr>
+            <w:tcW w:type="dxa" w:w="1077"/>
+          </w:tcPr>
+          <w:p>
+            <w:pPr>
+              <w:pStyle w:val="Compact"/>
+              <w:spacing w:line="240" w:lineRule="auto" w:after="20" w:before="20"/>
+              <w:jc w:val="right"/>
+            </w:pPr>
+            <w:r>
+              <w:rPr>
+                <w:sz w:val="19"/>
+              </w:rPr>
+              <w:t>6.40</w:t>
+            </w:r>
+          </w:p>
+        </w:tc>
+        <w:tc>
+          <w:tcPr>
+            <w:tcW w:type="dxa" w:w="1134"/>
+          </w:tcPr>
+          <w:p>
+            <w:pPr>
+              <w:pStyle w:val="Compact"/>
+              <w:spacing w:line="240" w:lineRule="auto" w:after="20" w:before="20"/>
+              <w:jc w:val="right"/>
+            </w:pPr>
+            <w:r>
+              <w:rPr>
+                <w:sz w:val="19"/>
+              </w:rPr>
+              <w:t>0.619</w:t>
+            </w:r>
+          </w:p>
+        </w:tc>
+      </w:tr>
+      <w:tr>
+        <w:tc>
+          <w:tcPr>
+            <w:tcW w:type="dxa" w:w="1020"/>
+          </w:tcPr>
+          <w:p>
+            <w:pPr>
+              <w:pStyle w:val="Compact"/>
+              <w:spacing w:line="240" w:lineRule="auto" w:after="20" w:before="20"/>
+            </w:pPr>
+            <w:r>
+              <w:rPr>
+                <w:sz w:val="19"/>
+              </w:rPr>
+              <w:t>B</w:t>
+            </w:r>
+          </w:p>
+        </w:tc>
+        <w:tc>
+          <w:tcPr>
+            <w:tcW w:type="dxa" w:w="1928"/>
+          </w:tcPr>
+          <w:p>
+            <w:pPr>
+              <w:pStyle w:val="Compact"/>
+              <w:spacing w:line="240" w:lineRule="auto" w:after="20" w:before="20"/>
+            </w:pPr>
+            <w:r>
+              <w:rPr>
+                <w:sz w:val="19"/>
+              </w:rPr>
+              <w:t>Decision Tree</w:t>
+            </w:r>
+          </w:p>
+        </w:tc>
+        <w:tc>
+          <w:tcPr>
+            <w:tcW w:type="dxa" w:w="1928"/>
+          </w:tcPr>
+          <w:p>
+            <w:pPr>
+              <w:pStyle w:val="Compact"/>
+              <w:spacing w:line="240" w:lineRule="auto" w:after="20" w:before="20"/>
+              <w:jc w:val="right"/>
+            </w:pPr>
+            <w:r>
+              <w:rPr>
+                <w:sz w:val="19"/>
+              </w:rPr>
+              <w:t>0.446 ± 0.066</w:t>
+            </w:r>
+          </w:p>
+        </w:tc>
+        <w:tc>
+          <w:tcPr>
+            <w:tcW w:type="dxa" w:w="1020"/>
+          </w:tcPr>
+          <w:p>
+            <w:pPr>
+              <w:pStyle w:val="Compact"/>
+              <w:spacing w:line="240" w:lineRule="auto" w:after="20" w:before="20"/>
+              <w:jc w:val="right"/>
+            </w:pPr>
+            <w:r>
+              <w:rPr>
+                <w:sz w:val="19"/>
+              </w:rPr>
+              <w:t>0.492</w:t>
+            </w:r>
+          </w:p>
+        </w:tc>
+        <w:tc>
+          <w:tcPr>
+            <w:tcW w:type="dxa" w:w="1020"/>
+          </w:tcPr>
+          <w:p>
+            <w:pPr>
+              <w:pStyle w:val="Compact"/>
+              <w:spacing w:line="240" w:lineRule="auto" w:after="20" w:before="20"/>
+              <w:jc w:val="right"/>
+            </w:pPr>
+            <w:r>
+              <w:rPr>
+                <w:sz w:val="19"/>
+              </w:rPr>
+              <w:t>5.75</w:t>
+            </w:r>
+          </w:p>
+        </w:tc>
+        <w:tc>
+          <w:tcPr>
+            <w:tcW w:type="dxa" w:w="1077"/>
+          </w:tcPr>
+          <w:p>
+            <w:pPr>
+              <w:pStyle w:val="Compact"/>
+              <w:spacing w:line="240" w:lineRule="auto" w:after="20" w:before="20"/>
+              <w:jc w:val="right"/>
+            </w:pPr>
+            <w:r>
+              <w:rPr>
+                <w:sz w:val="19"/>
+              </w:rPr>
+              <w:t>7.39</w:t>
+            </w:r>
+          </w:p>
+        </w:tc>
+        <w:tc>
+          <w:tcPr>
+            <w:tcW w:type="dxa" w:w="1134"/>
+          </w:tcPr>
+          <w:p>
+            <w:pPr>
+              <w:pStyle w:val="Compact"/>
+              <w:spacing w:line="240" w:lineRule="auto" w:after="20" w:before="20"/>
+              <w:jc w:val="right"/>
+            </w:pPr>
+            <w:r>
+              <w:rPr>
+                <w:sz w:val="19"/>
+              </w:rPr>
+              <w:t>0.715</w:t>
+            </w:r>
+          </w:p>
+        </w:tc>
+      </w:tr>
+      <w:tr>
+        <w:tc>
+          <w:tcPr>
+            <w:tcW w:type="dxa" w:w="1020"/>
+          </w:tcPr>
+          <w:p>
+            <w:pPr>
+              <w:pStyle w:val="Compact"/>
+              <w:spacing w:line="240" w:lineRule="auto" w:after="20" w:before="20"/>
+            </w:pPr>
+            <w:r>
+              <w:rPr>
+                <w:sz w:val="19"/>
+              </w:rPr>
+              <w:t>B</w:t>
+            </w:r>
+          </w:p>
+        </w:tc>
+        <w:tc>
+          <w:tcPr>
+            <w:tcW w:type="dxa" w:w="1928"/>
+          </w:tcPr>
+          <w:p>
+            <w:pPr>
+              <w:pStyle w:val="Compact"/>
+              <w:spacing w:line="240" w:lineRule="auto" w:after="20" w:before="20"/>
+            </w:pPr>
+            <w:r>
+              <w:rPr>
+                <w:sz w:val="19"/>
+              </w:rPr>
+              <w:t>Random Forest</w:t>
+            </w:r>
+          </w:p>
+        </w:tc>
+        <w:tc>
+          <w:tcPr>
+            <w:tcW w:type="dxa" w:w="1928"/>
+          </w:tcPr>
+          <w:p>
+            <w:pPr>
+              <w:pStyle w:val="Compact"/>
+              <w:spacing w:line="240" w:lineRule="auto" w:after="20" w:before="20"/>
+              <w:jc w:val="right"/>
+            </w:pPr>
+            <w:r>
+              <w:rPr>
+                <w:sz w:val="19"/>
+              </w:rPr>
+              <w:t>0.594 ± 0.056</w:t>
+            </w:r>
+          </w:p>
+        </w:tc>
+        <w:tc>
+          <w:tcPr>
+            <w:tcW w:type="dxa" w:w="1020"/>
+          </w:tcPr>
+          <w:p>
+            <w:pPr>
+              <w:pStyle w:val="Compact"/>
+              <w:spacing w:line="240" w:lineRule="auto" w:after="20" w:before="20"/>
+              <w:jc w:val="right"/>
+            </w:pPr>
+            <w:r>
+              <w:rPr>
+                <w:sz w:val="19"/>
+              </w:rPr>
+              <w:t>0.580</w:t>
+            </w:r>
+          </w:p>
+        </w:tc>
+        <w:tc>
+          <w:tcPr>
+            <w:tcW w:type="dxa" w:w="1020"/>
+          </w:tcPr>
+          <w:p>
+            <w:pPr>
+              <w:pStyle w:val="Compact"/>
+              <w:spacing w:line="240" w:lineRule="auto" w:after="20" w:before="20"/>
+              <w:jc w:val="right"/>
+            </w:pPr>
+            <w:r>
+              <w:rPr>
+                <w:sz w:val="19"/>
+              </w:rPr>
+              <w:t>5.26</w:t>
+            </w:r>
+          </w:p>
+        </w:tc>
+        <w:tc>
+          <w:tcPr>
+            <w:tcW w:type="dxa" w:w="1077"/>
+          </w:tcPr>
+          <w:p>
+            <w:pPr>
+              <w:pStyle w:val="Compact"/>
+              <w:spacing w:line="240" w:lineRule="auto" w:after="20" w:before="20"/>
+              <w:jc w:val="right"/>
+            </w:pPr>
+            <w:r>
+              <w:rPr>
+                <w:sz w:val="19"/>
+              </w:rPr>
+              <w:t>6.72</w:t>
+            </w:r>
+          </w:p>
+        </w:tc>
+        <w:tc>
+          <w:tcPr>
+            <w:tcW w:type="dxa" w:w="1134"/>
+          </w:tcPr>
+          <w:p>
+            <w:pPr>
+              <w:pStyle w:val="Compact"/>
+              <w:spacing w:line="240" w:lineRule="auto" w:after="20" w:before="20"/>
+              <w:jc w:val="right"/>
+            </w:pPr>
+            <w:r>
+              <w:rPr>
+                <w:sz w:val="19"/>
+              </w:rPr>
+              <w:t>0.650</w:t>
+            </w:r>
+          </w:p>
+        </w:tc>
+      </w:tr>
+    </w:tbl>
+    <w:p>
+      <w:pPr>
+        <w:pStyle w:val="BodyText"/>
+      </w:pPr>
+    </w:p>
+    <w:p>
+      <w:pPr>
+        <w:keepNext/>
+        <w:jc w:val="center"/>
+      </w:pPr>
+      <w:r>
+        <w:drawing>
+          <wp:inline>
+            <wp:extent cx="5472000" cy="2223000"/>
+            <wp:docPr id="1" name="Picture 1"/>
+            <wp:cNvGraphicFramePr>
+              <a:graphicFrameLocks noChangeAspect="1"/>
+            </wp:cNvGraphicFramePr>
+            <a:graphic>
+              <a:graphicData uri="http://schemas.openxmlformats.org/drawingml/2006/picture">
+                <pic:pic>
+                  <pic:nvPicPr>
+                    <pic:cNvPr id="0" name="fig2_r2_by_model.png"/>
+                    <pic:cNvPicPr/>
+                  </pic:nvPicPr>
+                  <pic:blipFill>
+                    <a:blip r:embed="rId9"/>
+                    <a:stretch>
+                      <a:fillRect/>
+                    </a:stretch>
+                  </pic:blipFill>
+                  <pic:spPr>
+                    <a:xfrm>
+                      <a:off x="0" y="0"/>
+                      <a:ext cx="5472000" cy="2223000"/>
+                    </a:xfrm>
+                    <a:prstGeom prst="rect"/>
+                  </pic:spPr>
+                </pic:pic>
+              </a:graphicData>
+            </a:graphic>
+          </wp:inline>
+        </w:drawing>
+      </w:r>
+    </w:p>
+    <w:p>
+      <w:pPr>
+        <w:pStyle w:val="ImageCaption"/>
+      </w:pPr>
+      <w:r>
+        <w:rPr>
+          <w:i/>
+          <w:sz w:val="19"/>
+        </w:rPr>
+        <w:t>Figure T1. Test R² (bars) and cross-validated R² (dots, mean ± 1 SD). A: behaviour only. B: with previous_grade.</w:t>
+      </w:r>
+    </w:p>
+    <w:p>
+      <w:pPr>
+        <w:pStyle w:val="Heading3"/>
+        <w:keepNext/>
+      </w:pPr>
+      <w:r>
+        <w:t>Comparison and best model</w:t>
+      </w:r>
+    </w:p>
+    <w:p>
+      <w:pPr>
+        <w:pStyle w:val="FirstParagraph"/>
+      </w:pPr>
+      <w:r>
+        <w:t>Linear Regression has the highest R² in both scenarios. With behavioural predictors only, its test R² is 0.386 (cross-validated 0.480 ± 0.032), against 0.338 for Random Forest and 0.269 for Decision Tree. Adding previous_grade lifts the test R² to 0.619, 0.580 and 0.492, and cuts the Linear Regression test MAE from 6.58 to 4.97 points. Behaviour alone explains less than half of the variance in exam scores.</w:t>
+      </w:r>
+    </w:p>
+    <w:p>
+      <w:pPr>
+        <w:pStyle w:val="BodyText"/>
+      </w:pPr>
+      <w:r>
+        <w:t>The lead needs careful reading. Under the group tie rule, a cross-validated gap below one fold SD is a tie. Linear Regression leads Random Forest by 0.037 (A) and 0.065 (B). The larger fold SD of the two models is 0.032 and 0.056, so the lead sits just above the tie threshold and is modest. Its lead over Decision Tree (0.15 and 0.21) is clear. Across 20 random 80/20 splits, Linear Regression had the highest test R² in 18 splits (A) and all 20 (B). My seed-42 test set is harder than average in scenario A (0.386 against a 20-split mean of 0.462), so the cross-validated figures are the better guide.</w:t>
+      </w:r>
+    </w:p>
+    <w:p>
+      <w:pPr>
+        <w:pStyle w:val="BodyText"/>
+      </w:pPr>
+      <w:r>
+        <w:t>Random Forest overfits: its training R² is 0.84 in scenario A and its test R² is 0.34, while Linear Regression moves from 0.49 to 0.39. Linear Regression winning suggests that the effects are close to additive. Its coefficients give +5.85 points per SD of study hours, +3.13 per SD of attendance, +5.74 for internet access and -4.00 for a part-time job. Random Forest ranks the predictors the same way (Figure T2): shuffling study_time_hours cuts test R² by 0.60 in scenario A and 0.66 in scenario B, and previous_grade comes second in B (0.35).</w:t>
+      </w:r>
+    </w:p>
+    <w:p>
+      <w:pPr>
+        <w:keepNext/>
+        <w:jc w:val="center"/>
+      </w:pPr>
+      <w:r>
+        <w:drawing>
+          <wp:inline>
+            <wp:extent cx="5040000" cy="1890000"/>
+            <wp:docPr id="2" name="Picture 2"/>
+            <wp:cNvGraphicFramePr>
+              <a:graphicFrameLocks noChangeAspect="1"/>
+            </wp:cNvGraphicFramePr>
+            <a:graphic>
+              <a:graphicData uri="http://schemas.openxmlformats.org/drawingml/2006/picture">
+                <pic:pic>
+                  <pic:nvPicPr>
+                    <pic:cNvPr id="0" name="fig4_rf_permutation_importance.png"/>
+                    <pic:cNvPicPr/>
+                  </pic:nvPicPr>
+                  <pic:blipFill>
+                    <a:blip r:embed="rId10"/>
+                    <a:stretch>
+                      <a:fillRect/>
+                    </a:stretch>
+                  </pic:blipFill>
+                  <pic:spPr>
+                    <a:xfrm>
+                      <a:off x="0" y="0"/>
+                      <a:ext cx="5040000" cy="1890000"/>
+                    </a:xfrm>
+                    <a:prstGeom prst="rect"/>
+                  </pic:spPr>
+                </pic:pic>
+              </a:graphicData>
+            </a:graphic>
+          </wp:inline>
+        </w:drawing>
+      </w:r>
+    </w:p>
+    <w:p>
+      <w:pPr>
+        <w:pStyle w:val="ImageCaption"/>
+      </w:pPr>
+      <w:r>
+        <w:rPr>
+          <w:i/>
+          <w:sz w:val="19"/>
+        </w:rPr>
+        <w:t>Figure T2. Random Forest permutation importance on the test set (30 repeats).</w:t>
+      </w:r>
+    </w:p>
+    <w:p>
+      <w:pPr>
+        <w:pStyle w:val="BodyText"/>
+      </w:pPr>
+      <w:r>
+        <w:t>Best model for my dataset: Linear Regression. It has the highest R² and the lowest MAE and RMSE in both scenarios, the smallest gap between training and test R², and coefficients that can be read directly. Random Forest is a close second once previous_grade is included (0.580 against 0.619). Capping the few Linear Regression predictions above 100 (2 in A, 6 in B) lifts the scenario B test R² to 0.629 and leaves the ranking unchanged. For the group, H1 (Random Forest is best on most datasets) does not hold for my dataset. These are associations from one dataset and a 200-student test set.</w:t>
       </w:r>
     </w:p>
     <w:bookmarkEnd w:id="32"/>
